--- a/manuscript/npj_microgravity_manuscript.docx
+++ b/manuscript/npj_microgravity_manuscript.docx
@@ -3125,7 +3125,7 @@
           <w:color w:val="2C2A26"/>
           <w:sz w:val="18"/>
         </w:rPr>
-        <w:t>Beheshti, A. et al. Multi-omics model of mammalian spaceflight response. Cell 184, 1-16 (2021).</w:t>
+        <w:t>TODO: citation needed. The reference previously listed here (Beheshti, A. et al., Cell 184, 1-16, 2021) matches no published record.</w:t>
       </w:r>
     </w:p>
     <w:p>
@@ -3150,7 +3150,7 @@
           <w:color w:val="2C2A26"/>
           <w:sz w:val="18"/>
         </w:rPr>
-        <w:t>Galazka, J. M. &amp; Uhrig, R. G. Plant proteomics in microgravity. Front. Plant Sci. 12, 729 (2021).</w:t>
+        <w:t>TODO: citation needed. The reference previously listed here (Galazka, J. M. &amp; Uhrig, R. G., Front. Plant Sci. 12, 729, 2021) matches no published record.</w:t>
       </w:r>
     </w:p>
     <w:p>
@@ -3175,7 +3175,7 @@
           <w:color w:val="2C2A26"/>
           <w:sz w:val="18"/>
         </w:rPr>
-        <w:t>Ray, S. et al. GeneLab: omics database for spaceflight experiments. Bioinformatics 35, 710-711 (2019).</w:t>
+        <w:t>Ray, S. et al. GeneLab: omics database for spaceflight experiments. Bioinformatics 35, 1753-1759 (2019).</w:t>
       </w:r>
     </w:p>
     <w:p>
@@ -3200,7 +3200,7 @@
           <w:color w:val="2C2A26"/>
           <w:sz w:val="18"/>
         </w:rPr>
-        <w:t>Beheshti, A. et al. Transcriptional and post-transcriptional dynamics in spaceflight. Nat. Commun. 11, 1-12 (2020).</w:t>
+        <w:t>TODO: citation needed. The reference previously listed here (Beheshti, A. et al., Nat. Commun. 11, 1-12, 2020) matches no published record.</w:t>
       </w:r>
     </w:p>
     <w:p>
@@ -3225,7 +3225,7 @@
           <w:color w:val="2C2A26"/>
           <w:sz w:val="18"/>
         </w:rPr>
-        <w:t>Herranz, R. et al. Spaceflight-related subcellular changes in mammalian cells. Int. J. Mol. Sci. 21, 1-20 (2020).</w:t>
+        <w:t>TODO: citation needed. The reference previously listed here (Herranz, R. et al., Int. J. Mol. Sci. 21, 1-20, 2020) matches no published record.</w:t>
       </w:r>
     </w:p>
     <w:p>
@@ -3250,7 +3250,7 @@
           <w:color w:val="2C2A26"/>
           <w:sz w:val="18"/>
         </w:rPr>
-        <w:t>da Silva, J. P. et al. Mitochondrial dysfunction in spaceflight. Front. Cell Dev. Biol. 9, 749 (2021).</w:t>
+        <w:t>TODO: citation needed. The reference previously listed here (da Silva, J. P. et al., Front. Cell Dev. Biol. 9, 749, 2021) matches no published record.</w:t>
       </w:r>
     </w:p>
     <w:p>
@@ -3275,7 +3275,7 @@
           <w:color w:val="2C2A26"/>
           <w:sz w:val="18"/>
         </w:rPr>
-        <w:t>Mao, X. W. et al. Spaceflight-induced changes in mitochondrial ultrastructure. Acta Astronaut. 180, 1-8 (2021).</w:t>
+        <w:t>TODO: citation needed. The reference previously listed here (Mao, X. W. et al., Acta Astronaut. 180, 1-8, 2021) matches no published record.</w:t>
       </w:r>
     </w:p>
     <w:p>
@@ -3300,7 +3300,7 @@
           <w:color w:val="2C2A26"/>
           <w:sz w:val="18"/>
         </w:rPr>
-        <w:t>Choi, A. M. et al. Mitochondrial regulation of spaceflight responses. Cell Rep. 35, 1-12 (2021).</w:t>
+        <w:t>TODO: citation needed. The reference previously listed here (Choi, A. M. et al., Cell Rep. 35, 1-12, 2021) matches no published record.</w:t>
       </w:r>
     </w:p>
     <w:p>
@@ -3325,7 +3325,7 @@
           <w:color w:val="2C2A26"/>
           <w:sz w:val="18"/>
         </w:rPr>
-        <w:t>Jonscher, K. R. et al. Spaceflight-induced lipid droplet accumulation. PLoS One 11, e0154 (2016).</w:t>
+        <w:t>Jonscher, K. R. et al. Spaceflight activates lipotoxic pathways in mouse liver. PLoS One 11, e0152877 (2016).</w:t>
       </w:r>
     </w:p>
     <w:p>
@@ -3350,7 +3350,7 @@
           <w:color w:val="2C2A26"/>
           <w:sz w:val="18"/>
         </w:rPr>
-        <w:t>Zhang, Y. et al. Peroxisome proliferation in microgravity. Front. Cell Dev. Biol. 10, 1-15 (2022).</w:t>
+        <w:t>TODO: citation needed. The reference previously listed here (Zhang, Y. et al., Front. Cell Dev. Biol. 10, 1-15, 2022) matches no published record.</w:t>
       </w:r>
     </w:p>
     <w:p>
@@ -3375,7 +3375,7 @@
           <w:color w:val="2C2A26"/>
           <w:sz w:val="18"/>
         </w:rPr>
-        <w:t>Kriventseva, E. V. et al. OrthoDB v12: reconstruction of gene orthology in the tree of life. Nucleic Acids Res. 51, D429-D438 (2023).</w:t>
+        <w:t>Kuznetsov, D. et al. OrthoDB v11: annotation of orthologs in the widest sampling of organismal diversity. Nucleic Acids Res. 51, D445-D451 (2023).</w:t>
       </w:r>
     </w:p>
     <w:p>
@@ -3525,7 +3525,7 @@
           <w:color w:val="2C2A26"/>
           <w:sz w:val="18"/>
         </w:rPr>
-        <w:t>Gilbert, K. J. et al. babelgene: an R package for ortholog mapping. J. Open Source Softw. 7, 1-3 (2022).</w:t>
+        <w:t>Dolgalev, I. babelgene: Gene Orthologs for Model Organisms in a Tidy Data Format. R package, CRAN (2021). doi:10.32614/CRAN.package.babelgene</w:t>
       </w:r>
     </w:p>
     <w:p>
@@ -3575,7 +3575,7 @@
           <w:color w:val="2C2A26"/>
           <w:sz w:val="18"/>
         </w:rPr>
-        <w:t>Benjamini, Y. &amp; Hochberg, Y. Controlling the false discovery rate. J. R. Stat. Soc. B 57, 289-300 (1995).</w:t>
+        <w:t>Benjamini, Y. &amp; Hochberg, Y. Controlling the false discovery rate: a practical and powerful approach to multiple testing. J. R. Stat. Soc. B 57, 289-300 (1995).</w:t>
       </w:r>
     </w:p>
     <w:p>
@@ -3600,7 +3600,7 @@
           <w:color w:val="2C2A26"/>
           <w:sz w:val="18"/>
         </w:rPr>
-        <w:t>Garnier, S. et al. viridis: colorblind-friendly palettes for R. J. Open Source Softw. 8, 1-9 (2023).</w:t>
+        <w:t>Garnier, S. viridis: Colorblind-Friendly Color Maps for R. R package, CRAN (2015). doi:10.32614/CRAN.package.viridis</w:t>
       </w:r>
     </w:p>
     <w:p>
